--- a/FASE 2/Evidencias Proyecto/Evidencias de documentación/Manual De Funcionalidades.docx
+++ b/FASE 2/Evidencias Proyecto/Evidencias de documentación/Manual De Funcionalidades.docx
@@ -489,7 +489,7 @@
           <w:sz w:val="21"/>
           <w:szCs w:val="21"/>
         </w:rPr>
-        <w:t xml:space="preserve">Despacho Automatico de OC: Generacion de ordenes de compra en PDF y transmision directa por correo electronico hacia el proveedor.</w:t>
+        <w:t>Aviso de Reposicion por Correo: Envio del consolidado de pedidos sugeridos al correo del local, en el dia y la hora que el administrador elige en Configuracion (por defecto lunes a las 08:00). El mensaje indica que proveedor pasa, que conviene pedirle, cuanto queda en gondola y el total estimado. Si el servidor de correo no esta configurado o no responde, el sistema lo informa y no da el pedido por despachado.</w:t>
       </w:r>
     </w:p>
     <w:p>
